--- a/Levantamento de Requisitos – Adequações do Sistema Athenas..docx
+++ b/Levantamento de Requisitos – Adequações do Sistema Athenas..docx
@@ -1454,12 +1454,14 @@
         <w:rPr>
           <w:b/>
           <w:bCs/>
-        </w:rPr>
-      </w:pPr>
-      <w:r>
-        <w:rPr>
-          <w:b/>
-          <w:bCs/>
+          <w:color w:val="4EA72E" w:themeColor="accent6"/>
+        </w:rPr>
+      </w:pPr>
+      <w:r>
+        <w:rPr>
+          <w:b/>
+          <w:bCs/>
+          <w:color w:val="4EA72E" w:themeColor="accent6"/>
         </w:rPr>
         <w:t>RF-004 – Alteração da Tela de Cadastro de Associado - Dados Gerais</w:t>
       </w:r>
@@ -1469,18 +1471,28 @@
         <w:rPr>
           <w:b/>
           <w:bCs/>
-        </w:rPr>
-      </w:pPr>
-      <w:r>
-        <w:rPr>
-          <w:b/>
-          <w:bCs/>
+          <w:color w:val="4EA72E" w:themeColor="accent6"/>
+        </w:rPr>
+      </w:pPr>
+      <w:r>
+        <w:rPr>
+          <w:b/>
+          <w:bCs/>
+          <w:color w:val="4EA72E" w:themeColor="accent6"/>
         </w:rPr>
         <w:t>Sistema</w:t>
       </w:r>
     </w:p>
     <w:p>
-      <w:r>
+      <w:pPr>
+        <w:rPr>
+          <w:color w:val="4EA72E" w:themeColor="accent6"/>
+        </w:rPr>
+      </w:pPr>
+      <w:r>
+        <w:rPr>
+          <w:color w:val="4EA72E" w:themeColor="accent6"/>
+        </w:rPr>
         <w:t>Athenas Online</w:t>
       </w:r>
     </w:p>
@@ -1489,18 +1501,28 @@
         <w:rPr>
           <w:b/>
           <w:bCs/>
-        </w:rPr>
-      </w:pPr>
-      <w:r>
-        <w:rPr>
-          <w:b/>
-          <w:bCs/>
+          <w:color w:val="4EA72E" w:themeColor="accent6"/>
+        </w:rPr>
+      </w:pPr>
+      <w:r>
+        <w:rPr>
+          <w:b/>
+          <w:bCs/>
+          <w:color w:val="4EA72E" w:themeColor="accent6"/>
         </w:rPr>
         <w:t>Tela</w:t>
       </w:r>
     </w:p>
     <w:p>
-      <w:r>
+      <w:pPr>
+        <w:rPr>
+          <w:color w:val="4EA72E" w:themeColor="accent6"/>
+        </w:rPr>
+      </w:pPr>
+      <w:r>
+        <w:rPr>
+          <w:color w:val="4EA72E" w:themeColor="accent6"/>
+        </w:rPr>
         <w:t>Cadastro de Associado</w:t>
       </w:r>
     </w:p>
@@ -1509,18 +1531,28 @@
         <w:rPr>
           <w:b/>
           <w:bCs/>
-        </w:rPr>
-      </w:pPr>
-      <w:r>
-        <w:rPr>
-          <w:b/>
-          <w:bCs/>
+          <w:color w:val="4EA72E" w:themeColor="accent6"/>
+        </w:rPr>
+      </w:pPr>
+      <w:r>
+        <w:rPr>
+          <w:b/>
+          <w:bCs/>
+          <w:color w:val="4EA72E" w:themeColor="accent6"/>
         </w:rPr>
         <w:t>Alteração</w:t>
       </w:r>
     </w:p>
     <w:p>
-      <w:r>
+      <w:pPr>
+        <w:rPr>
+          <w:color w:val="4EA72E" w:themeColor="accent6"/>
+        </w:rPr>
+      </w:pPr>
+      <w:r>
+        <w:rPr>
+          <w:color w:val="4EA72E" w:themeColor="accent6"/>
+        </w:rPr>
         <w:t>Remover ou ocultar a aba, mantendo visíveis apenas os seguintes campos: </w:t>
       </w:r>
     </w:p>
@@ -1530,8 +1562,14 @@
           <w:ilvl w:val="0"/>
           <w:numId w:val="9"/>
         </w:numPr>
-      </w:pPr>
-      <w:r>
+        <w:rPr>
+          <w:color w:val="4EA72E" w:themeColor="accent6"/>
+        </w:rPr>
+      </w:pPr>
+      <w:r>
+        <w:rPr>
+          <w:color w:val="4EA72E" w:themeColor="accent6"/>
+        </w:rPr>
         <w:t>Número Funcional: * </w:t>
       </w:r>
     </w:p>
@@ -1541,8 +1579,14 @@
           <w:ilvl w:val="0"/>
           <w:numId w:val="9"/>
         </w:numPr>
-      </w:pPr>
-      <w:r>
+        <w:rPr>
+          <w:color w:val="4EA72E" w:themeColor="accent6"/>
+        </w:rPr>
+      </w:pPr>
+      <w:r>
+        <w:rPr>
+          <w:color w:val="4EA72E" w:themeColor="accent6"/>
+        </w:rPr>
         <w:t>RG</w:t>
       </w:r>
     </w:p>
@@ -1552,8 +1596,14 @@
           <w:ilvl w:val="0"/>
           <w:numId w:val="9"/>
         </w:numPr>
-      </w:pPr>
-      <w:r>
+        <w:rPr>
+          <w:color w:val="4EA72E" w:themeColor="accent6"/>
+        </w:rPr>
+      </w:pPr>
+      <w:r>
+        <w:rPr>
+          <w:color w:val="4EA72E" w:themeColor="accent6"/>
+        </w:rPr>
         <w:t>Sexo</w:t>
       </w:r>
     </w:p>
@@ -1563,8 +1613,14 @@
           <w:ilvl w:val="0"/>
           <w:numId w:val="9"/>
         </w:numPr>
-      </w:pPr>
-      <w:r>
+        <w:rPr>
+          <w:color w:val="4EA72E" w:themeColor="accent6"/>
+        </w:rPr>
+      </w:pPr>
+      <w:r>
+        <w:rPr>
+          <w:color w:val="4EA72E" w:themeColor="accent6"/>
+        </w:rPr>
         <w:t>Data nascimento</w:t>
       </w:r>
     </w:p>
@@ -1574,8 +1630,14 @@
           <w:ilvl w:val="0"/>
           <w:numId w:val="9"/>
         </w:numPr>
-      </w:pPr>
-      <w:r>
+        <w:rPr>
+          <w:color w:val="4EA72E" w:themeColor="accent6"/>
+        </w:rPr>
+      </w:pPr>
+      <w:r>
+        <w:rPr>
+          <w:color w:val="4EA72E" w:themeColor="accent6"/>
+        </w:rPr>
         <w:t>Data Formatura</w:t>
       </w:r>
     </w:p>
@@ -1585,8 +1647,14 @@
           <w:ilvl w:val="0"/>
           <w:numId w:val="9"/>
         </w:numPr>
-      </w:pPr>
-      <w:r>
+        <w:rPr>
+          <w:color w:val="4EA72E" w:themeColor="accent6"/>
+        </w:rPr>
+      </w:pPr>
+      <w:r>
+        <w:rPr>
+          <w:color w:val="4EA72E" w:themeColor="accent6"/>
+        </w:rPr>
         <w:t>Data associação</w:t>
       </w:r>
     </w:p>
@@ -1596,16 +1664,28 @@
           <w:ilvl w:val="0"/>
           <w:numId w:val="9"/>
         </w:numPr>
-      </w:pPr>
-      <w:r>
+        <w:rPr>
+          <w:color w:val="4EA72E" w:themeColor="accent6"/>
+        </w:rPr>
+      </w:pPr>
+      <w:r>
+        <w:rPr>
+          <w:color w:val="4EA72E" w:themeColor="accent6"/>
+        </w:rPr>
         <w:t xml:space="preserve">IR </w:t>
       </w:r>
       <w:proofErr w:type="spellStart"/>
       <w:r>
+        <w:rPr>
+          <w:color w:val="4EA72E" w:themeColor="accent6"/>
+        </w:rPr>
         <w:t>Analytics</w:t>
       </w:r>
       <w:proofErr w:type="spellEnd"/>
       <w:r>
+        <w:rPr>
+          <w:color w:val="4EA72E" w:themeColor="accent6"/>
+        </w:rPr>
         <w:t> </w:t>
       </w:r>
     </w:p>
@@ -1614,18 +1694,28 @@
         <w:rPr>
           <w:b/>
           <w:bCs/>
-        </w:rPr>
-      </w:pPr>
-      <w:r>
-        <w:rPr>
-          <w:b/>
-          <w:bCs/>
+          <w:color w:val="4EA72E" w:themeColor="accent6"/>
+        </w:rPr>
+      </w:pPr>
+      <w:r>
+        <w:rPr>
+          <w:b/>
+          <w:bCs/>
+          <w:color w:val="4EA72E" w:themeColor="accent6"/>
         </w:rPr>
         <w:t>URL de referência</w:t>
       </w:r>
     </w:p>
     <w:p>
-      <w:r>
+      <w:pPr>
+        <w:rPr>
+          <w:color w:val="4EA72E" w:themeColor="accent6"/>
+        </w:rPr>
+      </w:pPr>
+      <w:r>
+        <w:rPr>
+          <w:color w:val="4EA72E" w:themeColor="accent6"/>
+        </w:rPr>
         <w:t>https://simers-homolog.homolog.athenas.online/Administrativo/Cadastros/Associados/add/{id}</w:t>
       </w:r>
     </w:p>
@@ -1634,18 +1724,28 @@
         <w:rPr>
           <w:b/>
           <w:bCs/>
-        </w:rPr>
-      </w:pPr>
-      <w:r>
-        <w:rPr>
-          <w:b/>
-          <w:bCs/>
+          <w:color w:val="4EA72E" w:themeColor="accent6"/>
+        </w:rPr>
+      </w:pPr>
+      <w:r>
+        <w:rPr>
+          <w:b/>
+          <w:bCs/>
+          <w:color w:val="4EA72E" w:themeColor="accent6"/>
         </w:rPr>
         <w:t>Observação</w:t>
       </w:r>
     </w:p>
     <w:p>
-      <w:r>
+      <w:pPr>
+        <w:rPr>
+          <w:color w:val="4EA72E" w:themeColor="accent6"/>
+        </w:rPr>
+      </w:pPr>
+      <w:r>
+        <w:rPr>
+          <w:color w:val="4EA72E" w:themeColor="accent6"/>
+        </w:rPr>
         <w:t>A definição entre remover definitivamente ou apenas ocultar deverá ser validada pela equipe Athenas.</w:t>
       </w:r>
     </w:p>
@@ -1904,18 +2004,30 @@
       </w:r>
     </w:p>
     <w:p>
+      <w:pPr>
+        <w:rPr>
+          <w:color w:val="4EA72E" w:themeColor="accent6"/>
+        </w:rPr>
+      </w:pPr>
       <w:proofErr w:type="gramStart"/>
       <w:r>
+        <w:rPr>
+          <w:color w:val="4EA72E" w:themeColor="accent6"/>
+        </w:rPr>
         <w:t>[    ]</w:t>
       </w:r>
       <w:proofErr w:type="gramEnd"/>
       <w:r>
+        <w:rPr>
+          <w:color w:val="4EA72E" w:themeColor="accent6"/>
+        </w:rPr>
         <w:t xml:space="preserve"> </w:t>
       </w:r>
       <w:r>
         <w:rPr>
           <w:b/>
           <w:bCs/>
+          <w:color w:val="4EA72E" w:themeColor="accent6"/>
         </w:rPr>
         <w:t>RF-004 – Alteração da Tela de Cadastro de Associado - Dados Gerais</w:t>
       </w:r>
@@ -4257,6 +4369,7 @@
   <w:style w:type="character" w:default="1" w:styleId="Fontepargpadro">
     <w:name w:val="Default Paragraph Font"/>
     <w:uiPriority w:val="1"/>
+    <w:semiHidden/>
     <w:unhideWhenUsed/>
   </w:style>
   <w:style w:type="table" w:default="1" w:styleId="Tabelanormal">
